--- a/Tyler/Drupal/Tyler_Roberts.docx
+++ b/Tyler/Drupal/Tyler_Roberts.docx
@@ -44,7 +44,7 @@
           <w:sz w:val="19"/>
           <w:szCs w:val="19"/>
         </w:rPr>
-        <w:t>tyler.roberts.1991@outlook.com | linkedin.com/in/tyler-roberts-a7b0953a0 | Florida, United States | +1 (305) 676-4408</w:t>
+        <w:t>tylerroberts.dev@oudook.com | linkedin.com/in/tyler-roberts-3b839b3a9/ | Florida, United States | +1 (725) 258-7943</w:t>
       </w:r>
     </w:p>
     <w:p>
@@ -54,6 +54,8 @@
         </w:pBdr>
         <w:spacing w:before="120" w:after="80"/>
       </w:pPr>
+      <w:bookmarkStart w:id="0" w:name="_GoBack"/>
+      <w:bookmarkEnd w:id="0"/>
       <w:r>
         <w:rPr>
           <w:b/>
@@ -87,8 +89,9 @@
           <w:sz w:val="21"/>
           <w:szCs w:val="21"/>
         </w:rPr>
-        <w:t>Strong background building scalab</w:t>
-      </w:r>
+        <w:t>Strong background building scalable Drupal solutions (content modeling, theming, migrations, and integrations) alongside modern JavaScript frontends where decoupled or headless patterns add product value.</w:t>
+      </w:r>
+      <w:proofErr w:type="gramEnd"/>
       <w:r>
         <w:rPr>
           <w:rFonts w:ascii="Arial" w:eastAsia="Arial" w:hAnsi="Arial" w:cs="Arial"/>
@@ -96,9 +99,9 @@
           <w:sz w:val="21"/>
           <w:szCs w:val="21"/>
         </w:rPr>
-        <w:t>le Drupal solutions (content modeling, theming, migrations, and integrations) alongside modern JavaScript frontends where decoupled or headless patterns add product value.</w:t>
-      </w:r>
-      <w:proofErr w:type="gramEnd"/>
+        <w:t xml:space="preserve"> </w:t>
+      </w:r>
+      <w:proofErr w:type="gramStart"/>
       <w:r>
         <w:rPr>
           <w:rFonts w:ascii="Arial" w:eastAsia="Arial" w:hAnsi="Arial" w:cs="Arial"/>
@@ -106,9 +109,9 @@
           <w:sz w:val="21"/>
           <w:szCs w:val="21"/>
         </w:rPr>
-        <w:t xml:space="preserve"> </w:t>
-      </w:r>
-      <w:proofErr w:type="gramStart"/>
+        <w:t>Proven ability to own complex features end-to-end—from discovery and technical design through implementation, performance hardening, and production operations—while maintaining strong security and maintainability standards.</w:t>
+      </w:r>
+      <w:proofErr w:type="gramEnd"/>
       <w:r>
         <w:rPr>
           <w:rFonts w:ascii="Arial" w:eastAsia="Arial" w:hAnsi="Arial" w:cs="Arial"/>
@@ -116,8 +119,9 @@
           <w:sz w:val="21"/>
           <w:szCs w:val="21"/>
         </w:rPr>
-        <w:t>Proven ability to own complex features end-to-end—from discovery and technical desig</w:t>
-      </w:r>
+        <w:t xml:space="preserve"> Experienced in building robust APIs, automating deployments, and improving </w:t>
+      </w:r>
+      <w:proofErr w:type="spellStart"/>
       <w:r>
         <w:rPr>
           <w:rFonts w:ascii="Arial" w:eastAsia="Arial" w:hAnsi="Arial" w:cs="Arial"/>
@@ -125,9 +129,9 @@
           <w:sz w:val="21"/>
           <w:szCs w:val="21"/>
         </w:rPr>
-        <w:t>n through implementation, performance hardening, and production operations—while maintaining strong security and maintainability standards.</w:t>
-      </w:r>
-      <w:proofErr w:type="gramEnd"/>
+        <w:t>observability</w:t>
+      </w:r>
+      <w:proofErr w:type="spellEnd"/>
       <w:r>
         <w:rPr>
           <w:rFonts w:ascii="Arial" w:eastAsia="Arial" w:hAnsi="Arial" w:cs="Arial"/>
@@ -135,36 +139,7 @@
           <w:sz w:val="21"/>
           <w:szCs w:val="21"/>
         </w:rPr>
-        <w:t xml:space="preserve"> Experienced in building robust APIs, automating deployments, and improving </w:t>
-      </w:r>
-      <w:proofErr w:type="spellStart"/>
-      <w:r>
-        <w:rPr>
-          <w:rFonts w:ascii="Arial" w:eastAsia="Arial" w:hAnsi="Arial" w:cs="Arial"/>
-          <w:color w:val="111111"/>
-          <w:sz w:val="21"/>
-          <w:szCs w:val="21"/>
-        </w:rPr>
-        <w:t>observability</w:t>
-      </w:r>
-      <w:proofErr w:type="spellEnd"/>
-      <w:r>
-        <w:rPr>
-          <w:rFonts w:ascii="Arial" w:eastAsia="Arial" w:hAnsi="Arial" w:cs="Arial"/>
-          <w:color w:val="111111"/>
-          <w:sz w:val="21"/>
-          <w:szCs w:val="21"/>
-        </w:rPr>
-        <w:t xml:space="preserve"> in distributed environments</w:t>
-      </w:r>
-      <w:r>
-        <w:rPr>
-          <w:rFonts w:ascii="Arial" w:eastAsia="Arial" w:hAnsi="Arial" w:cs="Arial"/>
-          <w:color w:val="111111"/>
-          <w:sz w:val="21"/>
-          <w:szCs w:val="21"/>
-        </w:rPr>
-        <w:t>, collaborating effectively with product stakeholders and cross-functional teams to translate ambiguous requirements into reliable systems.</w:t>
+        <w:t xml:space="preserve"> in distributed environments, collaborating effectively with product stakeholders and cross-functional teams to translate ambiguous requirements into reliable systems.</w:t>
       </w:r>
     </w:p>
     <w:p>
@@ -210,12 +185,6 @@
         <w:gridCol w:w="2545"/>
       </w:tblGrid>
       <w:tr>
-        <w:tblPrEx>
-          <w:tblCellMar>
-            <w:top w:w="0" w:type="dxa"/>
-            <w:bottom w:w="0" w:type="dxa"/>
-          </w:tblCellMar>
-        </w:tblPrEx>
         <w:tc>
           <w:tcPr>
             <w:tcW w:w="1250" w:type="pct"/>
@@ -340,12 +309,6 @@
         </w:tc>
       </w:tr>
       <w:tr>
-        <w:tblPrEx>
-          <w:tblCellMar>
-            <w:top w:w="0" w:type="dxa"/>
-            <w:bottom w:w="0" w:type="dxa"/>
-          </w:tblCellMar>
-        </w:tblPrEx>
         <w:tc>
           <w:tcPr>
             <w:tcW w:w="1250" w:type="pct"/>
@@ -468,12 +431,6 @@
         </w:tc>
       </w:tr>
       <w:tr>
-        <w:tblPrEx>
-          <w:tblCellMar>
-            <w:top w:w="0" w:type="dxa"/>
-            <w:bottom w:w="0" w:type="dxa"/>
-          </w:tblCellMar>
-        </w:tblPrEx>
         <w:tc>
           <w:tcPr>
             <w:tcW w:w="1250" w:type="pct"/>
@@ -596,12 +553,6 @@
         </w:tc>
       </w:tr>
       <w:tr>
-        <w:tblPrEx>
-          <w:tblCellMar>
-            <w:top w:w="0" w:type="dxa"/>
-            <w:bottom w:w="0" w:type="dxa"/>
-          </w:tblCellMar>
-        </w:tblPrEx>
         <w:tc>
           <w:tcPr>
             <w:tcW w:w="1250" w:type="pct"/>
@@ -761,12 +712,6 @@
         </w:tc>
       </w:tr>
       <w:tr>
-        <w:tblPrEx>
-          <w:tblCellMar>
-            <w:top w:w="0" w:type="dxa"/>
-            <w:bottom w:w="0" w:type="dxa"/>
-          </w:tblCellMar>
-        </w:tblPrEx>
         <w:tc>
           <w:tcPr>
             <w:tcW w:w="1250" w:type="pct"/>
@@ -853,18 +798,7 @@
                 <w:sz w:val="19"/>
                 <w:szCs w:val="19"/>
               </w:rPr>
-              <w:t>Views, Blocks, Menus, Roles &amp;</w:t>
-            </w:r>
-            <w:r>
-              <w:rPr>
-                <w:rFonts w:ascii="Arial" w:eastAsia="Arial" w:hAnsi="Arial" w:cs="Arial"/>
-                <w:b/>
-                <w:bCs/>
-                <w:color w:val="111111"/>
-                <w:sz w:val="19"/>
-                <w:szCs w:val="19"/>
-              </w:rPr>
-              <w:t xml:space="preserve"> Permissions</w:t>
+              <w:t>Views, Blocks, Menus, Roles &amp; Permissions</w:t>
             </w:r>
           </w:p>
         </w:tc>
@@ -900,12 +834,6 @@
         </w:tc>
       </w:tr>
       <w:tr>
-        <w:tblPrEx>
-          <w:tblCellMar>
-            <w:top w:w="0" w:type="dxa"/>
-            <w:bottom w:w="0" w:type="dxa"/>
-          </w:tblCellMar>
-        </w:tblPrEx>
         <w:tc>
           <w:tcPr>
             <w:tcW w:w="1250" w:type="pct"/>
@@ -1089,12 +1017,6 @@
         </w:tc>
       </w:tr>
       <w:tr>
-        <w:tblPrEx>
-          <w:tblCellMar>
-            <w:top w:w="0" w:type="dxa"/>
-            <w:bottom w:w="0" w:type="dxa"/>
-          </w:tblCellMar>
-        </w:tblPrEx>
         <w:tc>
           <w:tcPr>
             <w:tcW w:w="1250" w:type="pct"/>
@@ -1217,12 +1139,6 @@
         </w:tc>
       </w:tr>
       <w:tr>
-        <w:tblPrEx>
-          <w:tblCellMar>
-            <w:top w:w="0" w:type="dxa"/>
-            <w:bottom w:w="0" w:type="dxa"/>
-          </w:tblCellMar>
-        </w:tblPrEx>
         <w:tc>
           <w:tcPr>
             <w:tcW w:w="1250" w:type="pct"/>
@@ -1345,12 +1261,6 @@
         </w:tc>
       </w:tr>
       <w:tr>
-        <w:tblPrEx>
-          <w:tblCellMar>
-            <w:top w:w="0" w:type="dxa"/>
-            <w:bottom w:w="0" w:type="dxa"/>
-          </w:tblCellMar>
-        </w:tblPrEx>
         <w:tc>
           <w:tcPr>
             <w:tcW w:w="1250" w:type="pct"/>
@@ -1475,12 +1385,6 @@
         </w:tc>
       </w:tr>
       <w:tr>
-        <w:tblPrEx>
-          <w:tblCellMar>
-            <w:top w:w="0" w:type="dxa"/>
-            <w:bottom w:w="0" w:type="dxa"/>
-          </w:tblCellMar>
-        </w:tblPrEx>
         <w:tc>
           <w:tcPr>
             <w:tcW w:w="1250" w:type="pct"/>
@@ -1627,12 +1531,6 @@
         </w:tc>
       </w:tr>
       <w:tr>
-        <w:tblPrEx>
-          <w:tblCellMar>
-            <w:top w:w="0" w:type="dxa"/>
-            <w:bottom w:w="0" w:type="dxa"/>
-          </w:tblCellMar>
-        </w:tblPrEx>
         <w:tc>
           <w:tcPr>
             <w:tcW w:w="1250" w:type="pct"/>
@@ -1770,12 +1668,6 @@
         </w:tc>
       </w:tr>
       <w:tr>
-        <w:tblPrEx>
-          <w:tblCellMar>
-            <w:top w:w="0" w:type="dxa"/>
-            <w:bottom w:w="0" w:type="dxa"/>
-          </w:tblCellMar>
-        </w:tblPrEx>
         <w:tc>
           <w:tcPr>
             <w:tcW w:w="1250" w:type="pct"/>
@@ -1937,12 +1829,6 @@
         </w:tc>
       </w:tr>
       <w:tr>
-        <w:tblPrEx>
-          <w:tblCellMar>
-            <w:top w:w="0" w:type="dxa"/>
-            <w:bottom w:w="0" w:type="dxa"/>
-          </w:tblCellMar>
-        </w:tblPrEx>
         <w:tc>
           <w:tcPr>
             <w:tcW w:w="1250" w:type="pct"/>
@@ -2065,12 +1951,6 @@
         </w:tc>
       </w:tr>
       <w:tr>
-        <w:tblPrEx>
-          <w:tblCellMar>
-            <w:top w:w="0" w:type="dxa"/>
-            <w:bottom w:w="0" w:type="dxa"/>
-          </w:tblCellMar>
-        </w:tblPrEx>
         <w:tc>
           <w:tcPr>
             <w:tcW w:w="1250" w:type="pct"/>
@@ -2208,12 +2088,6 @@
         </w:tc>
       </w:tr>
       <w:tr>
-        <w:tblPrEx>
-          <w:tblCellMar>
-            <w:top w:w="0" w:type="dxa"/>
-            <w:bottom w:w="0" w:type="dxa"/>
-          </w:tblCellMar>
-        </w:tblPrEx>
         <w:tc>
           <w:tcPr>
             <w:tcW w:w="1250" w:type="pct"/>
@@ -2342,12 +2216,6 @@
         </w:tc>
       </w:tr>
       <w:tr>
-        <w:tblPrEx>
-          <w:tblCellMar>
-            <w:top w:w="0" w:type="dxa"/>
-            <w:bottom w:w="0" w:type="dxa"/>
-          </w:tblCellMar>
-        </w:tblPrEx>
         <w:tc>
           <w:tcPr>
             <w:tcW w:w="1250" w:type="pct"/>
@@ -2470,12 +2338,6 @@
         </w:tc>
       </w:tr>
       <w:tr>
-        <w:tblPrEx>
-          <w:tblCellMar>
-            <w:top w:w="0" w:type="dxa"/>
-            <w:bottom w:w="0" w:type="dxa"/>
-          </w:tblCellMar>
-        </w:tblPrEx>
         <w:tc>
           <w:tcPr>
             <w:tcW w:w="1250" w:type="pct"/>
@@ -2598,12 +2460,6 @@
         </w:tc>
       </w:tr>
       <w:tr>
-        <w:tblPrEx>
-          <w:tblCellMar>
-            <w:top w:w="0" w:type="dxa"/>
-            <w:bottom w:w="0" w:type="dxa"/>
-          </w:tblCellMar>
-        </w:tblPrEx>
         <w:tc>
           <w:tcPr>
             <w:tcW w:w="1250" w:type="pct"/>
@@ -2826,14 +2682,7 @@
           <w:color w:val="111111"/>
         </w:rPr>
         <w:lastRenderedPageBreak/>
-        <w:t>- Designed s</w:t>
-      </w:r>
-      <w:r>
-        <w:rPr>
-          <w:rFonts w:ascii="Arial" w:eastAsia="Arial" w:hAnsi="Arial" w:cs="Arial"/>
-          <w:color w:val="111111"/>
-        </w:rPr>
-        <w:t>calable content architectures using Paragraphs, Taxonomy, media libraries, and reusable components, ensuring non-technical teams could publish reliably while maintaining strict structural consistency.</w:t>
+        <w:t>- Designed scalable content architectures using Paragraphs, Taxonomy, media libraries, and reusable components, ensuring non-technical teams could publish reliably while maintaining strict structural consistency.</w:t>
       </w:r>
     </w:p>
     <w:p>
@@ -2863,14 +2712,7 @@
           <w:rFonts w:ascii="Arial" w:eastAsia="Arial" w:hAnsi="Arial" w:cs="Arial"/>
           <w:color w:val="111111"/>
         </w:rPr>
-        <w:t xml:space="preserve"> </w:t>
-      </w:r>
-      <w:r>
-        <w:rPr>
-          <w:rFonts w:ascii="Arial" w:eastAsia="Arial" w:hAnsi="Arial" w:cs="Arial"/>
-          <w:color w:val="111111"/>
-        </w:rPr>
-        <w:t>and custom REST endpoints, enabling React-based experiences to consume structured content with predictable contracts and versioned payloads.</w:t>
+        <w:t xml:space="preserve"> and custom REST endpoints, enabling React-based experiences to consume structured content with predictable contracts and versioned payloads.</w:t>
       </w:r>
     </w:p>
     <w:p>
@@ -2884,14 +2726,7 @@
           <w:rFonts w:ascii="Arial" w:eastAsia="Arial" w:hAnsi="Arial" w:cs="Arial"/>
           <w:color w:val="111111"/>
         </w:rPr>
-        <w:t>- Built and maintained Composer-based Drupal build pipelines with environment-specific configuration management, en</w:t>
-      </w:r>
-      <w:r>
-        <w:rPr>
-          <w:rFonts w:ascii="Arial" w:eastAsia="Arial" w:hAnsi="Arial" w:cs="Arial"/>
-          <w:color w:val="111111"/>
-        </w:rPr>
-        <w:t xml:space="preserve">suring reproducible deployments across </w:t>
+        <w:t xml:space="preserve">- Built and maintained Composer-based Drupal build pipelines with environment-specific configuration management, ensuring reproducible deployments across </w:t>
       </w:r>
       <w:proofErr w:type="spellStart"/>
       <w:r>
@@ -2921,14 +2756,7 @@
           <w:rFonts w:ascii="Arial" w:eastAsia="Arial" w:hAnsi="Arial" w:cs="Arial"/>
           <w:color w:val="111111"/>
         </w:rPr>
-        <w:t>- Led migrations and upgrades by mapping legacy content models into Drupal entities and paragraphs, validating data integrity with scripted checks to prevent silent content l</w:t>
-      </w:r>
-      <w:r>
-        <w:rPr>
-          <w:rFonts w:ascii="Arial" w:eastAsia="Arial" w:hAnsi="Arial" w:cs="Arial"/>
-          <w:color w:val="111111"/>
-        </w:rPr>
-        <w:t>oss during cutover windows.</w:t>
+        <w:t>- Led migrations and upgrades by mapping legacy content models into Drupal entities and paragraphs, validating data integrity with scripted checks to prevent silent content loss during cutover windows.</w:t>
       </w:r>
     </w:p>
     <w:p>
@@ -2970,14 +2798,7 @@
           <w:rFonts w:ascii="Arial" w:eastAsia="Arial" w:hAnsi="Arial" w:cs="Arial"/>
           <w:color w:val="111111"/>
         </w:rPr>
-        <w:t>- Developed integration modules for third-party serv</w:t>
-      </w:r>
-      <w:r>
-        <w:rPr>
-          <w:rFonts w:ascii="Arial" w:eastAsia="Arial" w:hAnsi="Arial" w:cs="Arial"/>
-          <w:color w:val="111111"/>
-        </w:rPr>
-        <w:t>ices, implementing resilient retry logic, idempotent handlers, and structured error reporting to keep content and transactional data consistent end-to-end.</w:t>
+        <w:t>- Developed integration modules for third-party services, implementing resilient retry logic, idempotent handlers, and structured error reporting to keep content and transactional data consistent end-to-end.</w:t>
       </w:r>
     </w:p>
     <w:p>
@@ -3007,14 +2828,7 @@
           <w:rFonts w:ascii="Arial" w:eastAsia="Arial" w:hAnsi="Arial" w:cs="Arial"/>
           <w:color w:val="111111"/>
         </w:rPr>
-        <w:t xml:space="preserve"> improvements by standardizing structured logs, correlation identifiers, a</w:t>
-      </w:r>
-      <w:r>
-        <w:rPr>
-          <w:rFonts w:ascii="Arial" w:eastAsia="Arial" w:hAnsi="Arial" w:cs="Arial"/>
-          <w:color w:val="111111"/>
-        </w:rPr>
-        <w:t>nd actionable metrics, enabling faster incident triage and clearer ownership across distributed services.</w:t>
+        <w:t xml:space="preserve"> improvements by standardizing structured logs, correlation identifiers, and actionable metrics, enabling faster incident triage and clearer ownership across distributed services.</w:t>
       </w:r>
     </w:p>
     <w:p>
@@ -3028,14 +2842,7 @@
           <w:rFonts w:ascii="Arial" w:eastAsia="Arial" w:hAnsi="Arial" w:cs="Arial"/>
           <w:color w:val="111111"/>
         </w:rPr>
-        <w:t>- Collaborated directly with product and stakeholders to refine requirements into technical designs, producing pragmatic implementation plans that bal</w:t>
-      </w:r>
-      <w:r>
-        <w:rPr>
-          <w:rFonts w:ascii="Arial" w:eastAsia="Arial" w:hAnsi="Arial" w:cs="Arial"/>
-          <w:color w:val="111111"/>
-        </w:rPr>
-        <w:t>anced release speed with maintainable Drupal architecture.</w:t>
+        <w:t>- Collaborated directly with product and stakeholders to refine requirements into technical designs, producing pragmatic implementation plans that balanced release speed with maintainable Drupal architecture.</w:t>
       </w:r>
     </w:p>
     <w:p>
@@ -3049,14 +2856,7 @@
           <w:rFonts w:ascii="Arial" w:eastAsia="Arial" w:hAnsi="Arial" w:cs="Arial"/>
           <w:color w:val="111111"/>
         </w:rPr>
-        <w:t>- Built administrative tools and editorial safeguards, including validation constraints and workflow checks, reducing publishing errors and improving content quality without adding manual review ov</w:t>
-      </w:r>
-      <w:r>
-        <w:rPr>
-          <w:rFonts w:ascii="Arial" w:eastAsia="Arial" w:hAnsi="Arial" w:cs="Arial"/>
-          <w:color w:val="111111"/>
-        </w:rPr>
-        <w:t>erhead.</w:t>
+        <w:t>- Built administrative tools and editorial safeguards, including validation constraints and workflow checks, reducing publishing errors and improving content quality without adding manual review overhead.</w:t>
       </w:r>
     </w:p>
     <w:p>
@@ -3114,14 +2914,7 @@
           <w:rFonts w:ascii="Arial" w:eastAsia="Arial" w:hAnsi="Arial" w:cs="Arial"/>
           <w:color w:val="111111"/>
         </w:rPr>
-        <w:t>- Created reusable theming patterns with Twig and component-dri</w:t>
-      </w:r>
-      <w:r>
-        <w:rPr>
-          <w:rFonts w:ascii="Arial" w:eastAsia="Arial" w:hAnsi="Arial" w:cs="Arial"/>
-          <w:color w:val="111111"/>
-        </w:rPr>
-        <w:t>ven templates, ensuring consistent UI across multiple sites while allowing brand customization through configuration rather than code forks.</w:t>
+        <w:t>- Created reusable theming patterns with Twig and component-driven templates, ensuring consistent UI across multiple sites while allowing brand customization through configuration rather than code forks.</w:t>
       </w:r>
     </w:p>
     <w:p>
@@ -3135,14 +2928,7 @@
           <w:rFonts w:ascii="Arial" w:eastAsia="Arial" w:hAnsi="Arial" w:cs="Arial"/>
           <w:color w:val="111111"/>
         </w:rPr>
-        <w:t>- Served as technical owner for Drupal platform reliability, routinely profiling slow requests, addressing database</w:t>
-      </w:r>
-      <w:r>
-        <w:rPr>
-          <w:rFonts w:ascii="Arial" w:eastAsia="Arial" w:hAnsi="Arial" w:cs="Arial"/>
-          <w:color w:val="111111"/>
-        </w:rPr>
-        <w:t xml:space="preserve"> bottlenecks, and documenting operational </w:t>
+        <w:t xml:space="preserve">- Served as technical owner for Drupal platform reliability, routinely profiling slow requests, addressing database bottlenecks, and documenting operational </w:t>
       </w:r>
       <w:proofErr w:type="spellStart"/>
       <w:r>
@@ -3233,14 +3019,7 @@
           <w:rFonts w:ascii="Arial" w:eastAsia="Arial" w:hAnsi="Arial" w:cs="Arial"/>
           <w:color w:val="111111"/>
         </w:rPr>
-        <w:t>- Delivered Drupal 8 websites and web applications by building custom modules, entity relationships,</w:t>
-      </w:r>
-      <w:r>
-        <w:rPr>
-          <w:rFonts w:ascii="Arial" w:eastAsia="Arial" w:hAnsi="Arial" w:cs="Arial"/>
-          <w:color w:val="111111"/>
-        </w:rPr>
-        <w:t xml:space="preserve"> and admin UX enhancements that reduced reliance on fragile site-building-only approaches.</w:t>
+        <w:t>- Delivered Drupal 8 websites and web applications by building custom modules, entity relationships, and admin UX enhancements that reduced reliance on fragile site-building-only approaches.</w:t>
       </w:r>
     </w:p>
     <w:p>
@@ -3254,14 +3033,7 @@
           <w:rFonts w:ascii="Arial" w:eastAsia="Arial" w:hAnsi="Arial" w:cs="Arial"/>
           <w:color w:val="111111"/>
         </w:rPr>
-        <w:t>- Implemented Twig-based theming with reusable components and responsive layouts, ensuring consistent rendering across devices while keeping templates maintainable f</w:t>
-      </w:r>
-      <w:r>
-        <w:rPr>
-          <w:rFonts w:ascii="Arial" w:eastAsia="Arial" w:hAnsi="Arial" w:cs="Arial"/>
-          <w:color w:val="111111"/>
-        </w:rPr>
-        <w:t>or long-lived client platforms.</w:t>
+        <w:t>- Implemented Twig-based theming with reusable components and responsive layouts, ensuring consistent rendering across devices while keeping templates maintainable for long-lived client platforms.</w:t>
       </w:r>
     </w:p>
     <w:p>
@@ -3289,14 +3061,7 @@
           <w:rFonts w:ascii="Arial" w:eastAsia="Arial" w:hAnsi="Arial" w:cs="Arial"/>
           <w:color w:val="111111"/>
         </w:rPr>
-        <w:t xml:space="preserve">- Developed API integrations </w:t>
-      </w:r>
-      <w:r>
-        <w:rPr>
-          <w:rFonts w:ascii="Arial" w:eastAsia="Arial" w:hAnsi="Arial" w:cs="Arial"/>
-          <w:color w:val="111111"/>
-        </w:rPr>
-        <w:t>that synchronized content and metadata with external systems, adding robust error handling, logging, and reconciliation tools for operations teams to recover gracefully.</w:t>
+        <w:t>- Developed API integrations that synchronized content and metadata with external systems, adding robust error handling, logging, and reconciliation tools for operations teams to recover gracefully.</w:t>
       </w:r>
     </w:p>
     <w:p>
@@ -3310,14 +3075,7 @@
           <w:rFonts w:ascii="Arial" w:eastAsia="Arial" w:hAnsi="Arial" w:cs="Arial"/>
           <w:color w:val="111111"/>
         </w:rPr>
-        <w:t>- Built frontend functionality with modern JavaScript and React where appropriate, int</w:t>
-      </w:r>
-      <w:r>
-        <w:rPr>
-          <w:rFonts w:ascii="Arial" w:eastAsia="Arial" w:hAnsi="Arial" w:cs="Arial"/>
-          <w:color w:val="111111"/>
-        </w:rPr>
-        <w:t>egrating Drupal-rendered pages and decoupled components without sacrificing SEO and accessibility requirements.</w:t>
+        <w:t>- Built frontend functionality with modern JavaScript and React where appropriate, integrating Drupal-rendered pages and decoupled components without sacrificing SEO and accessibility requirements.</w:t>
       </w:r>
     </w:p>
     <w:p>
@@ -3331,14 +3089,7 @@
           <w:rFonts w:ascii="Arial" w:eastAsia="Arial" w:hAnsi="Arial" w:cs="Arial"/>
           <w:color w:val="111111"/>
         </w:rPr>
-        <w:t>- Strengthened deployment reliability by standardizing environment configuration, documenting release steps, and introducing repeatable build pr</w:t>
-      </w:r>
-      <w:r>
-        <w:rPr>
-          <w:rFonts w:ascii="Arial" w:eastAsia="Arial" w:hAnsi="Arial" w:cs="Arial"/>
-          <w:color w:val="111111"/>
-        </w:rPr>
-        <w:t>ocesses that reduced manual errors during production pushes.</w:t>
+        <w:t>- Strengthened deployment reliability by standardizing environment configuration, documenting release steps, and introducing repeatable build processes that reduced manual errors during production pushes.</w:t>
       </w:r>
     </w:p>
     <w:p>
@@ -3366,14 +3117,7 @@
           <w:rFonts w:ascii="Arial" w:eastAsia="Arial" w:hAnsi="Arial" w:cs="Arial"/>
           <w:color w:val="111111"/>
         </w:rPr>
-        <w:t xml:space="preserve">- </w:t>
-      </w:r>
-      <w:r>
-        <w:rPr>
-          <w:rFonts w:ascii="Arial" w:eastAsia="Arial" w:hAnsi="Arial" w:cs="Arial"/>
-          <w:color w:val="111111"/>
-        </w:rPr>
-        <w:t>Implemented role-based access control and editorial workflows aligned to client governance, reducing accidental content edits and improving traceability for compliance-oriented publishing processes.</w:t>
+        <w:t>- Implemented role-based access control and editorial workflows aligned to client governance, reducing accidental content edits and improving traceability for compliance-oriented publishing processes.</w:t>
       </w:r>
     </w:p>
     <w:p>
@@ -3387,14 +3131,7 @@
           <w:rFonts w:ascii="Arial" w:eastAsia="Arial" w:hAnsi="Arial" w:cs="Arial"/>
           <w:color w:val="111111"/>
         </w:rPr>
-        <w:t>- Created custom forms, validations, and submission pipel</w:t>
-      </w:r>
-      <w:r>
-        <w:rPr>
-          <w:rFonts w:ascii="Arial" w:eastAsia="Arial" w:hAnsi="Arial" w:cs="Arial"/>
-          <w:color w:val="111111"/>
-        </w:rPr>
-        <w:t>ines for lead capture and business workflows, ensuring data quality and seamless integration with downstream systems and reporting needs.</w:t>
+        <w:t>- Created custom forms, validations, and submission pipelines for lead capture and business workflows, ensuring data quality and seamless integration with downstream systems and reporting needs.</w:t>
       </w:r>
     </w:p>
     <w:p>
@@ -3408,14 +3145,7 @@
           <w:rFonts w:ascii="Arial" w:eastAsia="Arial" w:hAnsi="Arial" w:cs="Arial"/>
           <w:color w:val="111111"/>
         </w:rPr>
-        <w:t>- Collaborated closely with designers and stakeholders to translate evolving requirements into Drupal 8 implementation</w:t>
-      </w:r>
-      <w:r>
-        <w:rPr>
-          <w:rFonts w:ascii="Arial" w:eastAsia="Arial" w:hAnsi="Arial" w:cs="Arial"/>
-          <w:color w:val="111111"/>
-        </w:rPr>
-        <w:t>s, keeping scope clear while maintaining quality in fast-moving delivery cycles.</w:t>
+        <w:t>- Collaborated closely with designers and stakeholders to translate evolving requirements into Drupal 8 implementations, keeping scope clear while maintaining quality in fast-moving delivery cycles.</w:t>
       </w:r>
     </w:p>
     <w:p>
@@ -3429,14 +3159,7 @@
           <w:rFonts w:ascii="Arial" w:eastAsia="Arial" w:hAnsi="Arial" w:cs="Arial"/>
           <w:color w:val="111111"/>
         </w:rPr>
-        <w:t>- Contributed to code reviews and refactoring efforts, improving module structure, reducing technical debt, and enabling the team to deliver enhancements without destabilizing</w:t>
-      </w:r>
-      <w:r>
-        <w:rPr>
-          <w:rFonts w:ascii="Arial" w:eastAsia="Arial" w:hAnsi="Arial" w:cs="Arial"/>
-          <w:color w:val="111111"/>
-        </w:rPr>
-        <w:t xml:space="preserve"> existing sites.</w:t>
+        <w:t>- Contributed to code reviews and refactoring efforts, improving module structure, reducing technical debt, and enabling the team to deliver enhancements without destabilizing existing sites.</w:t>
       </w:r>
     </w:p>
     <w:p>
@@ -3499,8 +3222,6 @@
       </w:pPr>
     </w:p>
     <w:p>
-      <w:bookmarkStart w:id="0" w:name="_GoBack"/>
-      <w:bookmarkEnd w:id="0"/>
       <w:r>
         <w:rPr>
           <w:rFonts w:ascii="Arial" w:eastAsia="Arial" w:hAnsi="Arial" w:cs="Arial"/>
@@ -3565,14 +3286,7 @@
           <w:rFonts w:ascii="Arial" w:eastAsia="Arial" w:hAnsi="Arial" w:cs="Arial"/>
           <w:color w:val="111111"/>
         </w:rPr>
-        <w:t>- Developed backend features and integrations us</w:t>
-      </w:r>
-      <w:r>
-        <w:rPr>
-          <w:rFonts w:ascii="Arial" w:eastAsia="Arial" w:hAnsi="Arial" w:cs="Arial"/>
-          <w:color w:val="111111"/>
-        </w:rPr>
-        <w:t>ing PHP, creating reliable data flows between Drupal and external services while implementing defensive error handling and clear operational logging.</w:t>
+        <w:t>- Developed backend features and integrations using PHP, creating reliable data flows between Drupal and external services while implementing defensive error handling and clear operational logging.</w:t>
       </w:r>
     </w:p>
     <w:p>
@@ -3586,14 +3300,7 @@
           <w:rFonts w:ascii="Arial" w:eastAsia="Arial" w:hAnsi="Arial" w:cs="Arial"/>
           <w:color w:val="111111"/>
         </w:rPr>
-        <w:t>- Implemented theming and frontend enhancements for Drupal 7 sites, improving usability and responsiveness</w:t>
-      </w:r>
-      <w:r>
-        <w:rPr>
-          <w:rFonts w:ascii="Arial" w:eastAsia="Arial" w:hAnsi="Arial" w:cs="Arial"/>
-          <w:color w:val="111111"/>
-        </w:rPr>
-        <w:t xml:space="preserve"> while keeping template overrides organized to avoid brittle, hard-to-maintain theme hacks.</w:t>
+        <w:t>- Implemented theming and frontend enhancements for Drupal 7 sites, improving usability and responsiveness while keeping template overrides organized to avoid brittle, hard-to-maintain theme hacks.</w:t>
       </w:r>
     </w:p>
     <w:p>
@@ -3607,14 +3314,7 @@
           <w:rFonts w:ascii="Arial" w:eastAsia="Arial" w:hAnsi="Arial" w:cs="Arial"/>
           <w:color w:val="111111"/>
         </w:rPr>
-        <w:t>- Improved site stability by troubleshooting production issues across application and database layers, resolving root causes with fixes that reduced repeat incident</w:t>
-      </w:r>
-      <w:r>
-        <w:rPr>
-          <w:rFonts w:ascii="Arial" w:eastAsia="Arial" w:hAnsi="Arial" w:cs="Arial"/>
-          <w:color w:val="111111"/>
-        </w:rPr>
-        <w:t>s rather than masking symptoms.</w:t>
+        <w:t>- Improved site stability by troubleshooting production issues across application and database layers, resolving root causes with fixes that reduced repeat incidents rather than masking symptoms.</w:t>
       </w:r>
     </w:p>
     <w:p>
@@ -3642,14 +3342,7 @@
           <w:rFonts w:ascii="Arial" w:eastAsia="Arial" w:hAnsi="Arial" w:cs="Arial"/>
           <w:color w:val="111111"/>
         </w:rPr>
-        <w:t>- Optimized performance</w:t>
-      </w:r>
-      <w:r>
-        <w:rPr>
-          <w:rFonts w:ascii="Arial" w:eastAsia="Arial" w:hAnsi="Arial" w:cs="Arial"/>
-          <w:color w:val="111111"/>
-        </w:rPr>
-        <w:t xml:space="preserve"> for content-heavy pages by tuning database queries, refining Views configurations, and applying caching patterns that improved page load times under concurrent usage.</w:t>
+        <w:t>- Optimized performance for content-heavy pages by tuning database queries, refining Views configurations, and applying caching patterns that improved page load times under concurrent usage.</w:t>
       </w:r>
     </w:p>
     <w:p>
@@ -3663,14 +3356,7 @@
           <w:rFonts w:ascii="Arial" w:eastAsia="Arial" w:hAnsi="Arial" w:cs="Arial"/>
           <w:color w:val="111111"/>
         </w:rPr>
-        <w:t>- Partnered with senior engineers and stakeholders to deliver features on tight timeline</w:t>
-      </w:r>
-      <w:r>
-        <w:rPr>
-          <w:rFonts w:ascii="Arial" w:eastAsia="Arial" w:hAnsi="Arial" w:cs="Arial"/>
-          <w:color w:val="111111"/>
-        </w:rPr>
-        <w:t>s, documenting key decisions and tradeoffs so future changes could be made safely and predictably.</w:t>
+        <w:t>- Partnered with senior engineers and stakeholders to deliver features on tight timelines, documenting key decisions and tradeoffs so future changes could be made safely and predictably.</w:t>
       </w:r>
     </w:p>
     <w:p>
